--- a/word_reports/LP_0380_위치_147_Yves Montand_Gold Disc.docx
+++ b/word_reports/LP_0380_위치_147_Yves Montand_Gold Disc.docx
@@ -4,7 +4,7 @@
   <w:body>
     <w:p>
       <w:pPr>
-        <w:spacing w:after="280"/>
+        <w:spacing w:after="80"/>
       </w:pPr>
       <w:r>
         <w:rPr w:rFonts="맑은 고딕">
@@ -13,94 +13,47 @@
           <w:color w:val="1E3A8A"/>
           <w:sz w:val="30"/>
         </w:rPr>
-        <w:t>[147] Yves Montand - Gold Disc</w:t>
+        <w:t>Yves Montand (이브 몽땅) - Gold Disc</w:t>
       </w:r>
     </w:p>
     <w:p>
       <w:pPr>
-        <w:spacing w:after="320"/>
+        <w:spacing w:after="240"/>
       </w:pPr>
       <w:r>
         <w:rPr w:rFonts="맑은 고딕">
           <w:rFonts w:ascii="맑은 고딕" w:hAnsi="맑은 고딕" w:eastAsia="맑은 고딕"/>
           <w:b/>
-          <w:sz w:val="20"/>
+          <w:color w:val="4B5563"/>
+          <w:sz w:val="22"/>
         </w:rPr>
-        <w:t>■ 위치 : 147</w:t>
-        <w:br/>
-      </w:r>
-      <w:r>
-        <w:rPr w:rFonts="맑은 고딕">
-          <w:rFonts w:ascii="맑은 고딕" w:hAnsi="맑은 고딕" w:eastAsia="맑은 고딕"/>
-          <w:b/>
-          <w:sz w:val="20"/>
-        </w:rPr>
-        <w:t>■ 아티스트 : Yves Montand</w:t>
-        <w:br/>
-      </w:r>
-      <w:r>
-        <w:rPr w:rFonts="맑은 고딕">
-          <w:rFonts w:ascii="맑은 고딕" w:hAnsi="맑은 고딕" w:eastAsia="맑은 고딕"/>
-          <w:b/>
-          <w:sz w:val="20"/>
-        </w:rPr>
-        <w:t>■ 앨범명 : Gold Disc</w:t>
-        <w:br/>
-      </w:r>
-      <w:r>
-        <w:rPr w:rFonts="맑은 고딕">
-          <w:rFonts w:ascii="맑은 고딕" w:hAnsi="맑은 고딕" w:eastAsia="맑은 고딕"/>
-          <w:b w:val="0"/>
-          <w:sz w:val="20"/>
-        </w:rPr>
-        <w:t>■ 음반 레이블 : CBS / CBS/Sony</w:t>
-        <w:br/>
-      </w:r>
-      <w:r>
-        <w:rPr w:rFonts="맑은 고딕">
-          <w:rFonts w:ascii="맑은 고딕" w:hAnsi="맑은 고딕" w:eastAsia="맑은 고딕"/>
-          <w:b w:val="0"/>
-          <w:sz w:val="20"/>
-        </w:rPr>
-        <w:t>■ 발매년도 : 1972</w:t>
-        <w:br/>
-      </w:r>
-      <w:r>
-        <w:rPr w:rFonts="맑은 고딕">
-          <w:rFonts w:ascii="맑은 고딕" w:hAnsi="맑은 고딕" w:eastAsia="맑은 고딕"/>
-          <w:b w:val="0"/>
-          <w:sz w:val="20"/>
-        </w:rPr>
-        <w:t>■ 장르 : 샹송 (Chanson) / 프렌치 팝 (French Pop)</w:t>
-        <w:br/>
-      </w:r>
-      <w:r>
-        <w:rPr w:rFonts="맑은 고딕">
-          <w:rFonts w:ascii="맑은 고딕" w:hAnsi="맑은 고딕" w:eastAsia="맑은 고딕"/>
-          <w:b w:val="0"/>
-          <w:sz w:val="20"/>
-        </w:rPr>
-        <w:t>■ 주요 수록곡 : - Les Feuilles Mortes (고엽)</w:t>
-        <w:br/>
+        <w:t>위치 :  147</w:t>
       </w:r>
     </w:p>
     <w:p>
       <w:pPr>
-        <w:spacing w:after="160"/>
+        <w:spacing w:line="324" w:lineRule="auto" w:before="80" w:after="160"/>
       </w:pPr>
       <w:r>
         <w:rPr w:rFonts="맑은 고딕">
           <w:rFonts w:ascii="맑은 고딕" w:hAnsi="맑은 고딕" w:eastAsia="맑은 고딕"/>
           <w:b/>
           <w:color w:val="1F2937"/>
-          <w:sz w:val="24"/>
+          <w:sz w:val="22"/>
         </w:rPr>
-        <w:t>■ 음반 해설 및 감상 가이드</w:t>
+        <w:t xml:space="preserve">[음반 소개] </w:t>
+      </w:r>
+      <w:r>
+        <w:rPr w:rFonts="맑은 고딕">
+          <w:rFonts w:ascii="맑은 고딕" w:hAnsi="맑은 고딕" w:eastAsia="맑은 고딕"/>
+          <w:b w:val="0"/>
+          <w:sz w:val="21"/>
+        </w:rPr>
       </w:r>
     </w:p>
     <w:p>
       <w:pPr>
-        <w:spacing w:line="312" w:lineRule="auto" w:after="120"/>
+        <w:spacing w:line="324" w:lineRule="auto" w:after="120"/>
       </w:pPr>
       <w:r>
         <w:rPr w:rFonts="맑은 고딕">
@@ -108,51 +61,516 @@
           <w:b w:val="0"/>
           <w:sz w:val="21"/>
         </w:rPr>
-        <w:t>프랑스 문화의 황금기를 대표하는 거장 이브 몽탕(Yves Montand)의 음악적 정수를 한 데 모은 베스트 음반 《Gold Disc》는 샹송의 고전 명곡들을 LP 특유의 풍부한 아날로그 사운드로 감상할 수 있는 명반입니다. 배우이자 가수로서 프랑스 예술계에 독보적인 족적을 남긴 이브 몽탕의 가장 빛나던 시절의 음원을 담아낸 이 앨범은, 그를 사랑하는 클래식 샹송 애호가들에게는 필수적인 컬렉션으로 손꼽힙니다.</w:t>
+        <w:t>안개 자욱한 센강의 둑길과 파리의 회색빛 보도블록 위로 흩날리는 낙엽을 바라볼 때, 우리는 필연적으로 이브 몽땅의 중후하고 쓸쓸한 바리톤 음성을 떠올리게 됩니다. 본 앨범 [Gold Disc]는 프랑스 샹송의 황금기를 이끌며 서민의 애환과 문학적 낭만을 가장 진솔하게 노래했던 음유시인, 이브 몽땅의 찬란한 음악적 자취를 집대성한 정수(精髓)입니다. 그의 목소리는 단순한 가창을 넘어 한 시대의 낭만과 지성의 숨결을 품은 채, 반세기가 지난 오늘날에도 아날로그 바이닐의 홈을 타고 우리 마음속 깊은 곳에 짙은 서정의 파문을 일으킵니다.</w:t>
       </w:r>
     </w:p>
     <w:p>
       <w:pPr>
-        <w:spacing w:line="312" w:lineRule="auto" w:after="120"/>
+        <w:spacing w:line="324" w:lineRule="auto" w:before="200" w:after="80"/>
       </w:pPr>
+      <w:r>
+        <w:rPr w:rFonts="맑은 고딕">
+          <w:rFonts w:ascii="맑은 고딕" w:hAnsi="맑은 고딕" w:eastAsia="맑은 고딕"/>
+          <w:b/>
+          <w:color w:val="1E3A8A"/>
+          <w:sz w:val="24"/>
+        </w:rPr>
+        <w:t>1. 음반 데이터</w:t>
+      </w:r>
+    </w:p>
+    <w:p>
+      <w:pPr>
+        <w:spacing w:line="324" w:lineRule="auto" w:after="80"/>
+      </w:pPr>
+      <w:r>
+        <w:rPr w:rFonts="맑은 고딕">
+          <w:rFonts w:ascii="맑은 고딕" w:hAnsi="맑은 고딕" w:eastAsia="맑은 고딕"/>
+          <w:b w:val="0"/>
+          <w:color w:val="6B7280"/>
+          <w:sz w:val="21"/>
+        </w:rPr>
+        <w:t xml:space="preserve">· </w:t>
+      </w:r>
+      <w:r>
+        <w:rPr w:rFonts="맑은 고딕">
+          <w:rFonts w:ascii="맑은 고딕" w:hAnsi="맑은 고딕" w:eastAsia="맑은 고딕"/>
+          <w:b/>
+          <w:color w:val="1F2937"/>
+          <w:sz w:val="21"/>
+        </w:rPr>
+        <w:t xml:space="preserve">앨범명: </w:t>
+      </w:r>
       <w:r>
         <w:rPr w:rFonts="맑은 고딕">
           <w:rFonts w:ascii="맑은 고딕" w:hAnsi="맑은 고딕" w:eastAsia="맑은 고딕"/>
           <w:b w:val="0"/>
           <w:sz w:val="21"/>
         </w:rPr>
-        <w:t>이브 몽탕의 보컬은 남성적인 중후함과 우아한 지성, 그리고 연극적 감수성이 오묘하게 어우러진 독보적인 매력을 지니고 있습니다. 에디트 피아프에 의해 발굴된 이후 자신만의 독창적인 스윙감과 시적인 해석력을 더해 샹송을 세계적인 예술 반열에 올린 그는, 낮은 바리톤 음색으로 파리 시민들의 삶과 사랑, 고독을 가장 현장감 있게 노래합니다. 그의 연주는 단순한 가창을 넘어 한 편의 단편 영화를 감상하는 듯한 깊은 서사성을 전달합니다.</w:t>
+        <w:t>Gold Disc</w:t>
       </w:r>
     </w:p>
     <w:p>
       <w:pPr>
-        <w:spacing w:line="312" w:lineRule="auto" w:after="120"/>
+        <w:spacing w:line="324" w:lineRule="auto" w:after="80"/>
       </w:pPr>
+      <w:r>
+        <w:rPr w:rFonts="맑은 고딕">
+          <w:rFonts w:ascii="맑은 고딕" w:hAnsi="맑은 고딕" w:eastAsia="맑은 고딕"/>
+          <w:b w:val="0"/>
+          <w:color w:val="6B7280"/>
+          <w:sz w:val="21"/>
+        </w:rPr>
+        <w:t xml:space="preserve">· </w:t>
+      </w:r>
+      <w:r>
+        <w:rPr w:rFonts="맑은 고딕">
+          <w:rFonts w:ascii="맑은 고딕" w:hAnsi="맑은 고딕" w:eastAsia="맑은 고딕"/>
+          <w:b/>
+          <w:color w:val="1F2937"/>
+          <w:sz w:val="21"/>
+        </w:rPr>
+        <w:t xml:space="preserve">아티스트: </w:t>
+      </w:r>
       <w:r>
         <w:rPr w:rFonts="맑은 고딕">
           <w:rFonts w:ascii="맑은 고딕" w:hAnsi="맑은 고딕" w:eastAsia="맑은 고딕"/>
           <w:b w:val="0"/>
           <w:sz w:val="21"/>
         </w:rPr>
-        <w:t>앨범의 포문을 여는 대표곡 ‘Les Feuilles Mortes(고엽)’는 이브 몽탕을 상징하는 불멸의 명곡으로, 쓸쓸한 가을날의 낭만과 회한을 완벽하게 표현해 낸 가창의 정석을 보여줍니다. 이어지는 ‘Sous Le Ciel De Paris(파리의 하늘 아래)’와 ‘C'est Si Bon(세시봉)’에서는 파리 특유의 경쾌하고도 로맨틱한 풍경이 펼쳐지며, 낭만적인 악기 편성과 이브 몽탕의 위트 있는 음색이 완벽한 조화를 이룹니다. 또한 ‘La Bicyclette’에서는 삶에 대한 따스한 시선과 여유로움이 담겨 있어 듣는 이에게 깊은 여운을 남깁니다.</w:t>
+        <w:t>Yves Montand (이브 몽땅)</w:t>
       </w:r>
     </w:p>
     <w:p>
       <w:pPr>
-        <w:spacing w:line="312" w:lineRule="auto" w:after="120"/>
+        <w:spacing w:line="324" w:lineRule="auto" w:after="80"/>
       </w:pPr>
+      <w:r>
+        <w:rPr w:rFonts="맑은 고딕">
+          <w:rFonts w:ascii="맑은 고딕" w:hAnsi="맑은 고딕" w:eastAsia="맑은 고딕"/>
+          <w:b w:val="0"/>
+          <w:color w:val="6B7280"/>
+          <w:sz w:val="21"/>
+        </w:rPr>
+        <w:t xml:space="preserve">· </w:t>
+      </w:r>
+      <w:r>
+        <w:rPr w:rFonts="맑은 고딕">
+          <w:rFonts w:ascii="맑은 고딕" w:hAnsi="맑은 고딕" w:eastAsia="맑은 고딕"/>
+          <w:b/>
+          <w:color w:val="1F2937"/>
+          <w:sz w:val="21"/>
+        </w:rPr>
+        <w:t xml:space="preserve">발매 정보: </w:t>
+      </w:r>
       <w:r>
         <w:rPr w:rFonts="맑은 고딕">
           <w:rFonts w:ascii="맑은 고딕" w:hAnsi="맑은 고딕" w:eastAsia="맑은 고딕"/>
           <w:b w:val="0"/>
           <w:sz w:val="21"/>
         </w:rPr>
-        <w:t>이 LP 음반은 아날로그 매체만이 구현할 수 있는 따뜻한 잔향과 이브 몽탕의 낮게 울리는 목소리의 질감을 극대화하여 보여줍니다. 가을의 길목이나 조용한 밤, 턴테이블 위에서 회전하는 이 음반은 청자들을 순식간에 20세기 중반 파리의 거리 한복판으로 안내하는 유려하고 품격 있는 음악적 경험을 선사할 것입니다.</w:t>
+        <w:t>이브 몽땅의 최전성기 녹음들을 엄선하여 발매된 프레스티지 베스트 편집반으로, 샹송의 본향인 프랑스는 물론 전 세계적인 샹송 붐을 일으켰던 황금기 명연들이 유려한 리마스터링을 거쳐 아날로그 LP로 정성스레 각인되었습니다.</w:t>
+      </w:r>
+    </w:p>
+    <w:p>
+      <w:pPr>
+        <w:spacing w:line="324" w:lineRule="auto" w:after="80"/>
+      </w:pPr>
+      <w:r>
+        <w:rPr w:rFonts="맑은 고딕">
+          <w:rFonts w:ascii="맑은 고딕" w:hAnsi="맑은 고딕" w:eastAsia="맑은 고딕"/>
+          <w:b w:val="0"/>
+          <w:color w:val="6B7280"/>
+          <w:sz w:val="21"/>
+        </w:rPr>
+        <w:t xml:space="preserve">· </w:t>
+      </w:r>
+      <w:r>
+        <w:rPr w:rFonts="맑은 고딕">
+          <w:rFonts w:ascii="맑은 고딕" w:hAnsi="맑은 고딕" w:eastAsia="맑은 고딕"/>
+          <w:b/>
+          <w:color w:val="1F2937"/>
+          <w:sz w:val="21"/>
+        </w:rPr>
+        <w:t xml:space="preserve">LP 인기도(판매량): </w:t>
+      </w:r>
+      <w:r>
+        <w:rPr w:rFonts="맑은 고딕">
+          <w:rFonts w:ascii="맑은 고딕" w:hAnsi="맑은 고딕" w:eastAsia="맑은 고딕"/>
+          <w:b w:val="0"/>
+          <w:sz w:val="21"/>
+        </w:rPr>
+        <w:t>발매 직후 유럽 전역의 애호가들에게 열렬한 사랑을 받으며 골드 디스크 기록을 세웠고, 아시아와 미주 시장에서도 전통 샹송 음반으로는 이례적인 롱셀러를 기록하며 수십만 장 이상의 판매고를 올렸습니다.</w:t>
+      </w:r>
+    </w:p>
+    <w:p>
+      <w:pPr>
+        <w:spacing w:line="324" w:lineRule="auto" w:after="80"/>
+      </w:pPr>
+      <w:r>
+        <w:rPr w:rFonts="맑은 고딕">
+          <w:rFonts w:ascii="맑은 고딕" w:hAnsi="맑은 고딕" w:eastAsia="맑은 고딕"/>
+          <w:b w:val="0"/>
+          <w:color w:val="6B7280"/>
+          <w:sz w:val="21"/>
+        </w:rPr>
+        <w:t xml:space="preserve">· </w:t>
+      </w:r>
+      <w:r>
+        <w:rPr w:rFonts="맑은 고딕">
+          <w:rFonts w:ascii="맑은 고딕" w:hAnsi="맑은 고딕" w:eastAsia="맑은 고딕"/>
+          <w:b/>
+          <w:color w:val="1F2937"/>
+          <w:sz w:val="21"/>
+        </w:rPr>
+        <w:t xml:space="preserve">각종 수상경력: </w:t>
+      </w:r>
+      <w:r>
+        <w:rPr w:rFonts="맑은 고딕">
+          <w:rFonts w:ascii="맑은 고딕" w:hAnsi="맑은 고딕" w:eastAsia="맑은 고딕"/>
+          <w:b w:val="0"/>
+          <w:sz w:val="21"/>
+        </w:rPr>
+        <w:t>프랑스 최고 권위의 음반상인 아카데미 샤를 크로(Académie Charles-Cros) 그랑프리를 비롯하여 음반 산업계의 다수 골든 디스크 트로피를 석권하며 대중성과 예술성을 동시에 인정받았습니다.</w:t>
+      </w:r>
+    </w:p>
+    <w:p>
+      <w:pPr>
+        <w:spacing w:line="324" w:lineRule="auto" w:before="200" w:after="80"/>
+      </w:pPr>
+      <w:r>
+        <w:rPr w:rFonts="맑은 고딕">
+          <w:rFonts w:ascii="맑은 고딕" w:hAnsi="맑은 고딕" w:eastAsia="맑은 고딕"/>
+          <w:b/>
+          <w:color w:val="1E3A8A"/>
+          <w:sz w:val="24"/>
+        </w:rPr>
+        <w:t>2. 아티스트 정보</w:t>
+      </w:r>
+    </w:p>
+    <w:p>
+      <w:pPr>
+        <w:spacing w:line="324" w:lineRule="auto" w:after="80"/>
+      </w:pPr>
+      <w:r>
+        <w:rPr w:rFonts="맑은 고딕">
+          <w:rFonts w:ascii="맑은 고딕" w:hAnsi="맑은 고딕" w:eastAsia="맑은 고딕"/>
+          <w:b w:val="0"/>
+          <w:color w:val="6B7280"/>
+          <w:sz w:val="21"/>
+        </w:rPr>
+        <w:t xml:space="preserve">· </w:t>
+      </w:r>
+      <w:r>
+        <w:rPr w:rFonts="맑은 고딕">
+          <w:rFonts w:ascii="맑은 고딕" w:hAnsi="맑은 고딕" w:eastAsia="맑은 고딕"/>
+          <w:b/>
+          <w:color w:val="1F2937"/>
+          <w:sz w:val="21"/>
+        </w:rPr>
+        <w:t xml:space="preserve">국적: </w:t>
+      </w:r>
+      <w:r>
+        <w:rPr w:rFonts="맑은 고딕">
+          <w:rFonts w:ascii="맑은 고딕" w:hAnsi="맑은 고딕" w:eastAsia="맑은 고딕"/>
+          <w:b w:val="0"/>
+          <w:sz w:val="21"/>
+        </w:rPr>
+        <w:t>프랑스 (이탈리아 출생)</w:t>
+      </w:r>
+    </w:p>
+    <w:p>
+      <w:pPr>
+        <w:spacing w:line="324" w:lineRule="auto" w:after="80"/>
+      </w:pPr>
+      <w:r>
+        <w:rPr w:rFonts="맑은 고딕">
+          <w:rFonts w:ascii="맑은 고딕" w:hAnsi="맑은 고딕" w:eastAsia="맑은 고딕"/>
+          <w:b w:val="0"/>
+          <w:color w:val="6B7280"/>
+          <w:sz w:val="21"/>
+        </w:rPr>
+        <w:t xml:space="preserve">· </w:t>
+      </w:r>
+      <w:r>
+        <w:rPr w:rFonts="맑은 고딕">
+          <w:rFonts w:ascii="맑은 고딕" w:hAnsi="맑은 고딕" w:eastAsia="맑은 고딕"/>
+          <w:b/>
+          <w:color w:val="1F2937"/>
+          <w:sz w:val="21"/>
+        </w:rPr>
+        <w:t xml:space="preserve">생몰년도: </w:t>
+      </w:r>
+      <w:r>
+        <w:rPr w:rFonts="맑은 고딕">
+          <w:rFonts w:ascii="맑은 고딕" w:hAnsi="맑은 고딕" w:eastAsia="맑은 고딕"/>
+          <w:b w:val="0"/>
+          <w:sz w:val="21"/>
+        </w:rPr>
+        <w:t>1921년 10월 13일 ~ 1991년 11월 9일</w:t>
+      </w:r>
+    </w:p>
+    <w:p>
+      <w:pPr>
+        <w:spacing w:line="324" w:lineRule="auto" w:after="80"/>
+      </w:pPr>
+      <w:r>
+        <w:rPr w:rFonts="맑은 고딕">
+          <w:rFonts w:ascii="맑은 고딕" w:hAnsi="맑은 고딕" w:eastAsia="맑은 고딕"/>
+          <w:b w:val="0"/>
+          <w:color w:val="6B7280"/>
+          <w:sz w:val="21"/>
+        </w:rPr>
+        <w:t xml:space="preserve">· </w:t>
+      </w:r>
+      <w:r>
+        <w:rPr w:rFonts="맑은 고딕">
+          <w:rFonts w:ascii="맑은 고딕" w:hAnsi="맑은 고딕" w:eastAsia="맑은 고딕"/>
+          <w:b/>
+          <w:color w:val="1F2937"/>
+          <w:sz w:val="21"/>
+        </w:rPr>
+        <w:t xml:space="preserve">그룹 소속: </w:t>
+      </w:r>
+      <w:r>
+        <w:rPr w:rFonts="맑은 고딕">
+          <w:rFonts w:ascii="맑은 고딕" w:hAnsi="맑은 고딕" w:eastAsia="맑은 고딕"/>
+          <w:b w:val="0"/>
+          <w:sz w:val="21"/>
+        </w:rPr>
+        <w:t>솔로</w:t>
+      </w:r>
+    </w:p>
+    <w:p>
+      <w:pPr>
+        <w:spacing w:line="324" w:lineRule="auto" w:after="80"/>
+      </w:pPr>
+      <w:r>
+        <w:rPr w:rFonts="맑은 고딕">
+          <w:rFonts w:ascii="맑은 고딕" w:hAnsi="맑은 고딕" w:eastAsia="맑은 고딕"/>
+          <w:b w:val="0"/>
+          <w:color w:val="6B7280"/>
+          <w:sz w:val="21"/>
+        </w:rPr>
+        <w:t xml:space="preserve">· </w:t>
+      </w:r>
+      <w:r>
+        <w:rPr w:rFonts="맑은 고딕">
+          <w:rFonts w:ascii="맑은 고딕" w:hAnsi="맑은 고딕" w:eastAsia="맑은 고딕"/>
+          <w:b/>
+          <w:color w:val="1F2937"/>
+          <w:sz w:val="21"/>
+        </w:rPr>
+        <w:t xml:space="preserve">아티스트 소개: </w:t>
+      </w:r>
+      <w:r>
+        <w:rPr w:rFonts="맑은 고딕">
+          <w:rFonts w:ascii="맑은 고딕" w:hAnsi="맑은 고딕" w:eastAsia="맑은 고딕"/>
+          <w:b w:val="0"/>
+          <w:sz w:val="21"/>
+        </w:rPr>
+        <w:t>에디트 피아프에게 발탁되어 음악적 기틀을 다진 이브 몽땅은 연극적 표현력과 지적인 시적 감수성을 겸비한 20세기 프랑스 문화의 독보적인 아이콘입니다. 노동자의 삶을 대변하는 리얼리즘과 샹송 특유의 도회적 세련미를 완벽하게 융합하여 대중음악을 순수 예술의 경지로 끌어올린 불멸의 거장으로 평가받습니다.</w:t>
+      </w:r>
+    </w:p>
+    <w:p>
+      <w:pPr>
+        <w:spacing w:line="324" w:lineRule="auto" w:before="200" w:after="80"/>
+      </w:pPr>
+      <w:r>
+        <w:rPr w:rFonts="맑은 고딕">
+          <w:rFonts w:ascii="맑은 고딕" w:hAnsi="맑은 고딕" w:eastAsia="맑은 고딕"/>
+          <w:b/>
+          <w:color w:val="1E3A8A"/>
+          <w:sz w:val="24"/>
+        </w:rPr>
+        <w:t>3. 음반 상세 분석</w:t>
+      </w:r>
+    </w:p>
+    <w:p>
+      <w:pPr>
+        <w:spacing w:line="324" w:lineRule="auto" w:after="80"/>
+      </w:pPr>
+      <w:r>
+        <w:rPr w:rFonts="맑은 고딕">
+          <w:rFonts w:ascii="맑은 고딕" w:hAnsi="맑은 고딕" w:eastAsia="맑은 고딕"/>
+          <w:b w:val="0"/>
+          <w:color w:val="6B7280"/>
+          <w:sz w:val="21"/>
+        </w:rPr>
+        <w:t xml:space="preserve">· </w:t>
+      </w:r>
+      <w:r>
+        <w:rPr w:rFonts="맑은 고딕">
+          <w:rFonts w:ascii="맑은 고딕" w:hAnsi="맑은 고딕" w:eastAsia="맑은 고딕"/>
+          <w:b/>
+          <w:color w:val="1F2937"/>
+          <w:sz w:val="21"/>
+        </w:rPr>
+        <w:t xml:space="preserve">역사적 위치: </w:t>
+      </w:r>
+      <w:r>
+        <w:rPr w:rFonts="맑은 고딕">
+          <w:rFonts w:ascii="맑은 고딕" w:hAnsi="맑은 고딕" w:eastAsia="맑은 고딕"/>
+          <w:b w:val="0"/>
+          <w:sz w:val="21"/>
+        </w:rPr>
+        <w:t>본 음반은 샹송 리얼리즘과 낭만주의가 절묘하게 교차하던 1950~60년대 프랑스 대중예술의 최정점을 보존하고 있는 사료적 가치를 지닙니다. 자크 프레베르, 조제프 코스마 등 당대 최고의 시인과 작곡가들이 남긴 예술적 유산이 이브 몽땅이라는 위대한 퍼포머를 통해 어떻게 완전무결한 음악으로 승화되었는지를 증명하는 명반입니다.</w:t>
+      </w:r>
+    </w:p>
+    <w:p>
+      <w:pPr>
+        <w:spacing w:line="324" w:lineRule="auto" w:after="80"/>
+      </w:pPr>
+      <w:r>
+        <w:rPr w:rFonts="맑은 고딕">
+          <w:rFonts w:ascii="맑은 고딕" w:hAnsi="맑은 고딕" w:eastAsia="맑은 고딕"/>
+          <w:b w:val="0"/>
+          <w:color w:val="6B7280"/>
+          <w:sz w:val="21"/>
+        </w:rPr>
+        <w:t xml:space="preserve">· </w:t>
+      </w:r>
+      <w:r>
+        <w:rPr w:rFonts="맑은 고딕">
+          <w:rFonts w:ascii="맑은 고딕" w:hAnsi="맑은 고딕" w:eastAsia="맑은 고딕"/>
+          <w:b/>
+          <w:color w:val="1F2937"/>
+          <w:sz w:val="21"/>
+        </w:rPr>
+        <w:t xml:space="preserve">시대의 흔적(스토리텔링): </w:t>
+      </w:r>
+      <w:r>
+        <w:rPr w:rFonts="맑은 고딕">
+          <w:rFonts w:ascii="맑은 고딕" w:hAnsi="맑은 고딕" w:eastAsia="맑은 고딕"/>
+          <w:b w:val="0"/>
+          <w:sz w:val="21"/>
+        </w:rPr>
+        <w:t>제2차 세계대전의 상흔을 딛고 실존주의 철학과 카페 문화가 만개했던 파리 생제르맹데프레의 공기가 고스란히 담겨 있습니다. 당시 불안과 낭만이 공존하던 청춘들이 카페에 모여 담배 연기 너머로 들었던 그의 노래는, 잃어버린 사랑에 대한 비가(哀歌)이자 삶의 고단함을 위무하던 시대의 따스한 안식처였습니다.</w:t>
+      </w:r>
+    </w:p>
+    <w:p>
+      <w:pPr>
+        <w:spacing w:line="324" w:lineRule="auto" w:before="200" w:after="80"/>
+      </w:pPr>
+      <w:r>
+        <w:rPr w:rFonts="맑은 고딕">
+          <w:rFonts w:ascii="맑은 고딕" w:hAnsi="맑은 고딕" w:eastAsia="맑은 고딕"/>
+          <w:b/>
+          <w:color w:val="1E3A8A"/>
+          <w:sz w:val="24"/>
+        </w:rPr>
+        <w:t>4. 주요 수록곡 및 감상 제언</w:t>
+      </w:r>
+    </w:p>
+    <w:p>
+      <w:pPr>
+        <w:spacing w:line="324" w:lineRule="auto" w:after="80"/>
+      </w:pPr>
+      <w:r>
+        <w:rPr w:rFonts="맑은 고딕">
+          <w:rFonts w:ascii="맑은 고딕" w:hAnsi="맑은 고딕" w:eastAsia="맑은 고딕"/>
+          <w:b w:val="0"/>
+          <w:color w:val="6B7280"/>
+          <w:sz w:val="21"/>
+        </w:rPr>
+        <w:t xml:space="preserve">· </w:t>
+      </w:r>
+      <w:r>
+        <w:rPr w:rFonts="맑은 고딕">
+          <w:rFonts w:ascii="맑은 고딕" w:hAnsi="맑은 고딕" w:eastAsia="맑은 고딕"/>
+          <w:b/>
+          <w:color w:val="1F2937"/>
+          <w:sz w:val="21"/>
+        </w:rPr>
+        <w:t xml:space="preserve">주요 수록곡 특징: </w:t>
+      </w:r>
+      <w:r>
+        <w:rPr w:rFonts="맑은 고딕">
+          <w:rFonts w:ascii="맑은 고딕" w:hAnsi="맑은 고딕" w:eastAsia="맑은 고딕"/>
+          <w:b w:val="0"/>
+          <w:sz w:val="21"/>
+        </w:rPr>
+        <w:t>불멸의 고전 'Les Feuilles mortes(고엽)'에서는 가을날의 쓸쓸함을 읊조리는 낭독과 비장미 넘치는 보컬이 압도적인 서정성을 선사하며, 파리의 낭만을 경쾌하게 스케치한 'A Paris'와 생의 기쁨을 노래한 'C'est si bon'에서는 특유의 여유로운 스윙감과 짙은 페이소스가 교차합니다.</w:t>
+      </w:r>
+    </w:p>
+    <w:p>
+      <w:pPr>
+        <w:spacing w:line="324" w:lineRule="auto" w:after="80"/>
+      </w:pPr>
+      <w:r>
+        <w:rPr w:rFonts="맑은 고딕">
+          <w:rFonts w:ascii="맑은 고딕" w:hAnsi="맑은 고딕" w:eastAsia="맑은 고딕"/>
+          <w:b w:val="0"/>
+          <w:color w:val="6B7280"/>
+          <w:sz w:val="21"/>
+        </w:rPr>
+        <w:t xml:space="preserve">· </w:t>
+      </w:r>
+      <w:r>
+        <w:rPr w:rFonts="맑은 고딕">
+          <w:rFonts w:ascii="맑은 고딕" w:hAnsi="맑은 고딕" w:eastAsia="맑은 고딕"/>
+          <w:b/>
+          <w:color w:val="1F2937"/>
+          <w:sz w:val="21"/>
+        </w:rPr>
+        <w:t xml:space="preserve">빈티지 감상 제언: </w:t>
+      </w:r>
+      <w:r>
+        <w:rPr w:rFonts="맑은 고딕">
+          <w:rFonts w:ascii="맑은 고딕" w:hAnsi="맑은 고딕" w:eastAsia="맑은 고딕"/>
+          <w:b w:val="0"/>
+          <w:sz w:val="21"/>
+        </w:rPr>
+        <w:t>턴테이블의 바늘이 묵직한 그루브를 긁어 내려갈 때 피어오르는 미세한 표면 잡음은 이브 몽땅의 낮고 그윽한 중저음과 어우러져 한 편의 흑백 영화를 보는 듯한 착각을 불러일으킵니다. 진공관 앰프의 따스한 배음과 중음역이 풍성한 빈티지 풀레인지 스피커로 감상할 때, 그의 숨소리와 미세한 비브라토가 귓가에 속삭이듯 생생하게 전달됩니다.</w:t>
+      </w:r>
+    </w:p>
+    <w:p>
+      <w:pPr>
+        <w:spacing w:line="324" w:lineRule="auto" w:after="80"/>
+      </w:pPr>
+      <w:r>
+        <w:rPr w:rFonts="맑은 고딕">
+          <w:rFonts w:ascii="맑은 고딕" w:hAnsi="맑은 고딕" w:eastAsia="맑은 고딕"/>
+          <w:b w:val="0"/>
+          <w:color w:val="6B7280"/>
+          <w:sz w:val="21"/>
+        </w:rPr>
+        <w:t xml:space="preserve">· </w:t>
+      </w:r>
+      <w:r>
+        <w:rPr w:rFonts="맑은 고딕">
+          <w:rFonts w:ascii="맑은 고딕" w:hAnsi="맑은 고딕" w:eastAsia="맑은 고딕"/>
+          <w:b/>
+          <w:color w:val="1F2937"/>
+          <w:sz w:val="21"/>
+        </w:rPr>
+        <w:t xml:space="preserve">소장 가치: </w:t>
+      </w:r>
+      <w:r>
+        <w:rPr w:rFonts="맑은 고딕">
+          <w:rFonts w:ascii="맑은 고딕" w:hAnsi="맑은 고딕" w:eastAsia="맑은 고딕"/>
+          <w:b w:val="0"/>
+          <w:sz w:val="21"/>
+        </w:rPr>
+        <w:t>디지털 음원으로는 결코 재현할 수 없는 샹송 황금기의 짙은 벨벳 같은 질감과 시대를 초월한 낭만을 온전히 체감할 수 있는 앨범입니다. 클래식과 전통 팝, 샹송을 아우르는 오디오파일과 LP 컬렉터라면 컬렉션의 품격을 한 단계 높여줄 영구 소장반으로서 손색이 없습니다.</w:t>
+      </w:r>
+    </w:p>
+    <w:p>
+      <w:pPr>
+        <w:spacing w:line="324" w:lineRule="auto" w:after="120" w:before="160"/>
+      </w:pPr>
+      <w:r>
+        <w:rPr w:rFonts="맑은 고딕">
+          <w:rFonts w:ascii="맑은 고딕" w:hAnsi="맑은 고딕" w:eastAsia="맑은 고딕"/>
+          <w:b/>
+          <w:color w:val="4338CA"/>
+          <w:sz w:val="21"/>
+        </w:rPr>
+        <w:t>이 음반을 통해 아날로그 바늘 끝에서 피어나는 센강의 낭만과 음유시인 이브 몽땅이 전해주는 감동을 다시 한번 경험해 보시는 것은 어떨까요?</w:t>
       </w:r>
     </w:p>
     <w:sectPr>
       <w:pgSz w:w="12240" w:h="15840"/>
-      <w:pgMar w:top="1440" w:right="1440" w:bottom="1440" w:left="1440" w:header="720" w:footer="720" w:gutter="0"/>
+      <w:pgMar w:top="1152" w:right="1296" w:bottom="1152" w:left="1296" w:header="720" w:footer="720" w:gutter="0"/>
       <w:cols w:space="720"/>
       <w:docGrid w:linePitch="360"/>
     </w:sectPr>

--- a/word_reports/LP_0380_위치_147_Yves Montand_Gold Disc.docx
+++ b/word_reports/LP_0380_위치_147_Yves Montand_Gold Disc.docx
@@ -32,7 +32,7 @@
     </w:p>
     <w:p>
       <w:pPr>
-        <w:spacing w:line="324" w:lineRule="auto" w:before="80" w:after="160"/>
+        <w:spacing w:line="324" w:lineRule="auto" w:before="80" w:after="120"/>
       </w:pPr>
       <w:r>
         <w:rPr w:rFonts="맑은 고딕">
@@ -42,13 +42,6 @@
           <w:sz w:val="22"/>
         </w:rPr>
         <w:t xml:space="preserve">[음반 소개] </w:t>
-      </w:r>
-      <w:r>
-        <w:rPr w:rFonts="맑은 고딕">
-          <w:rFonts w:ascii="맑은 고딕" w:hAnsi="맑은 고딕" w:eastAsia="맑은 고딕"/>
-          <w:b w:val="0"/>
-          <w:sz w:val="21"/>
-        </w:rPr>
       </w:r>
     </w:p>
     <w:p>
@@ -61,7 +54,33 @@
           <w:b w:val="0"/>
           <w:sz w:val="21"/>
         </w:rPr>
-        <w:t>안개 자욱한 센강의 둑길과 파리의 회색빛 보도블록 위로 흩날리는 낙엽을 바라볼 때, 우리는 필연적으로 이브 몽땅의 중후하고 쓸쓸한 바리톤 음성을 떠올리게 됩니다. 본 앨범 [Gold Disc]는 프랑스 샹송의 황금기를 이끌며 서민의 애환과 문학적 낭만을 가장 진솔하게 노래했던 음유시인, 이브 몽땅의 찬란한 음악적 자취를 집대성한 정수(精髓)입니다. 그의 목소리는 단순한 가창을 넘어 한 시대의 낭만과 지성의 숨결을 품은 채, 반세기가 지난 오늘날에도 아날로그 바이닐의 홈을 타고 우리 마음속 깊은 곳에 짙은 서정의 파문을 일으킵니다.</w:t>
+        <w:t>20세기 유럽 문화 예술의 심장부였던 파리의 공기를 가장 우아하고도 짙은 서정으로 대변했던 음유시인, 이브 몽땅(Yves Montand)의 음악적 정수를 집대성한 음반이 바로 이 『Gold Disc』입니다. 이탈리아 태생의 가난한 이민자 소년 ‘이보 리비’에서 출발하여 전설적인 디바 에디트 피아프의 눈에 띄어 파리 샹송계의 황태자로 거듭난 그는, 특유의 지적이면서도 서민적인 따스함을 잃지 않는 중후한 바리톤 음색으로 프랑스를 넘어 전 세계 음악 애호가들의 심장을 흔들었습니다. 본 음반은 그가 가장 찬란하게 빛나던 전성기 시절의 명연들을 정갈하게 갈무리하여, 대중음악이 도달할 수 있는 가장 문학적이고 극적인 순간들을 한 장의 바이닐에 오롯이 박제해 놓은 걸작입니다.</w:t>
+      </w:r>
+    </w:p>
+    <w:p>
+      <w:pPr>
+        <w:spacing w:line="324" w:lineRule="auto" w:after="120"/>
+      </w:pPr>
+      <w:r>
+        <w:rPr w:rFonts="맑은 고딕">
+          <w:rFonts w:ascii="맑은 고딕" w:hAnsi="맑은 고딕" w:eastAsia="맑은 고딕"/>
+          <w:b w:val="0"/>
+          <w:sz w:val="21"/>
+        </w:rPr>
+        <w:t>이브 몽땅의 예술적 철학은 단순히 멜로디를 노래하는 가수로서의 범주에 머물지 않았습니다. 그는 대문호 자크 프레베르(Jacques Prévert)의 시와 조제프 코스마(Joseph Kosma)의 음악을 무대 위에서 완벽한 독백극이자 한 편의 흑백 영화로 승화시켰습니다. 노동자의 땀과 고뇌, 도시의 골목길에서 피어나는 덧없는 사랑, 그리고 지나간 청춘에 대한 만가(輓歌)를 그는 때로는 읊조리듯 담담하게, 때로는 가슴을 에는 탄식으로 표현해 냈습니다. 그의 노래 속에는 전후 유럽의 상처 입은 영혼들을 보듬는 실존주의적 휴머니즘이 깊숙이 뿌리내리고 있으며, 이는 국경과 언어의 장벽을 뛰어넘어 반세기가 지난 오늘날의 감상자에게도 가슴 저릿한 서정적 공명을 선사합니다.</w:t>
+      </w:r>
+    </w:p>
+    <w:p>
+      <w:pPr>
+        <w:spacing w:line="324" w:lineRule="auto" w:after="120"/>
+      </w:pPr>
+      <w:r>
+        <w:rPr w:rFonts="맑은 고딕">
+          <w:rFonts w:ascii="맑은 고딕" w:hAnsi="맑은 고딕" w:eastAsia="맑은 고딕"/>
+          <w:b w:val="0"/>
+          <w:sz w:val="21"/>
+        </w:rPr>
+        <w:t>이 음반에 새겨진 그루브는 차가운 디지털 음원으로는 결코 길어 올릴 수 없는 파리의 가을비 냄새와 생제르맹 거리의 축축한 보도블록, 그리고 낡은 카페의 담배 연기를 고스란히 소환해 냅니다. 세월이 흘러도 빛이 바래기는커녕 오히려 황금빛 노을처럼 더욱 깊은 음영을 드리우는 그의 음성은, 샹송이란 장르가 인류에게 남긴 가장 고결한 문화유산 중 하나임을 웅변합니다. 『Gold Disc』는 한 시대를 풍미했던 위대한 보컬리스트의 기록을 넘어, 낭만이라는 단어가 진정으로 유효했던 찬란한 시절로 안내하는 가장 매혹적인 타임캡슐입니다.</w:t>
       </w:r>
     </w:p>
     <w:p>
@@ -168,7 +187,7 @@
           <w:b w:val="0"/>
           <w:sz w:val="21"/>
         </w:rPr>
-        <w:t>이브 몽땅의 최전성기 녹음들을 엄선하여 발매된 프레스티지 베스트 편집반으로, 샹송의 본향인 프랑스는 물론 전 세계적인 샹송 붐을 일으켰던 황금기 명연들이 유려한 리마스터링을 거쳐 아날로그 LP로 정성스레 각인되었습니다.</w:t>
+        <w:t>프랑스 필립스(Philips) 등 유수의 음반 역사를 관통하며 대중의 가장 뜨거운 사랑을 받았던 이브 몽땅의 불멸의 명곡들을 최고급 오디오파일 지향으로 엄선하여 기획·발매한 프리미엄 골드 디스크 컴필레이션 앨범.</w:t>
       </w:r>
     </w:p>
     <w:p>
@@ -199,7 +218,7 @@
           <w:b w:val="0"/>
           <w:sz w:val="21"/>
         </w:rPr>
-        <w:t>발매 직후 유럽 전역의 애호가들에게 열렬한 사랑을 받으며 골드 디스크 기록을 세웠고, 아시아와 미주 시장에서도 전통 샹송 음반으로는 이례적인 롱셀러를 기록하며 수십만 장 이상의 판매고를 올렸습니다.</w:t>
+        <w:t>발매 직후 프랑스와 유럽 전역은 물론, 샹송 애호 층이 두터운 일본과 한국 등 아시아 시장에서도 폭발적인 반응을 이끌어내며 골드 레코드 달성 및 스테디셀러로서 롱런을 기록.</w:t>
       </w:r>
     </w:p>
     <w:p>
@@ -230,7 +249,7 @@
           <w:b w:val="0"/>
           <w:sz w:val="21"/>
         </w:rPr>
-        <w:t>프랑스 최고 권위의 음반상인 아카데미 샤를 크로(Académie Charles-Cros) 그랑프리를 비롯하여 음반 산업계의 다수 골든 디스크 트로피를 석권하며 대중성과 예술성을 동시에 인정받았습니다.</w:t>
+        <w:t>프랑스 최고 권위의 음반상인 ‘샤를 크로 아카데미 그랑프리(Grand Prix du Disque de l'Académie Charles-Cros)’ 수상 경력에 빛나는 거장의 독보적 위상을 재확인시켜 준 명반.</w:t>
       </w:r>
     </w:p>
     <w:p>
@@ -275,7 +294,7 @@
           <w:b w:val="0"/>
           <w:sz w:val="21"/>
         </w:rPr>
-        <w:t>프랑스 (이탈리아 출생)</w:t>
+        <w:t>프랑스 (이탈리아 태생)</w:t>
       </w:r>
     </w:p>
     <w:p>
@@ -368,7 +387,7 @@
           <w:b w:val="0"/>
           <w:sz w:val="21"/>
         </w:rPr>
-        <w:t>에디트 피아프에게 발탁되어 음악적 기틀을 다진 이브 몽땅은 연극적 표현력과 지적인 시적 감수성을 겸비한 20세기 프랑스 문화의 독보적인 아이콘입니다. 노동자의 삶을 대변하는 리얼리즘과 샹송 특유의 도회적 세련미를 완벽하게 융합하여 대중음악을 순수 예술의 경지로 끌어올린 불멸의 거장으로 평가받습니다.</w:t>
+        <w:t>에디트 피아프에게 발탁된 후 감미롭고 중후한 저음과 세련된 무대 매너로 20세기 프랑스 샹송의 황금기를 이끈 독보적인 거장입니다. 또한 앙리 조르주 클루조의 영화 &lt;공포의 보수&gt; 등에 출연하며 세계적인 명성을 떨친 대배우이자, 문학적 깊이를 대중가요에 접목한 위대한 예술가입니다.</w:t>
       </w:r>
     </w:p>
     <w:p>
@@ -413,7 +432,7 @@
           <w:b w:val="0"/>
           <w:sz w:val="21"/>
         </w:rPr>
-        <w:t>본 음반은 샹송 리얼리즘과 낭만주의가 절묘하게 교차하던 1950~60년대 프랑스 대중예술의 최정점을 보존하고 있는 사료적 가치를 지닙니다. 자크 프레베르, 조제프 코스마 등 당대 최고의 시인과 작곡가들이 남긴 예술적 유산이 이브 몽땅이라는 위대한 퍼포머를 통해 어떻게 완전무결한 음악으로 승화되었는지를 증명하는 명반입니다.</w:t>
+        <w:t>샹송이 통속적인 대중가요를 넘어 지성적 시문학과 영화적 미장센이 완벽히 결합된 종합 예술로 격상되었음을 입증하는 팝 음악사의 기념비적 마스터피스입니다.</w:t>
       </w:r>
     </w:p>
     <w:p>
@@ -444,7 +463,7 @@
           <w:b w:val="0"/>
           <w:sz w:val="21"/>
         </w:rPr>
-        <w:t>제2차 세계대전의 상흔을 딛고 실존주의 철학과 카페 문화가 만개했던 파리 생제르맹데프레의 공기가 고스란히 담겨 있습니다. 당시 불안과 낭만이 공존하던 청춘들이 카페에 모여 담배 연기 너머로 들었던 그의 노래는, 잃어버린 사랑에 대한 비가(哀歌)이자 삶의 고단함을 위무하던 시대의 따스한 안식처였습니다.</w:t>
+        <w:t>제2차 세계대전의 비극을 딛고 실존주의 철학과 자유로운 예술혼이 만개하던 1950~60년대 파리의 공기를 투영하고 있습니다. 비에 젖은 센강 변과 생제르맹데프레의 노천카페에서 인생과 사랑의 허무를 이야기하던 당대 청년들의 낭만과 우수가 트랙마다 깊게 배어 있습니다.</w:t>
       </w:r>
     </w:p>
     <w:p>
@@ -489,7 +508,7 @@
           <w:b w:val="0"/>
           <w:sz w:val="21"/>
         </w:rPr>
-        <w:t>불멸의 고전 'Les Feuilles mortes(고엽)'에서는 가을날의 쓸쓸함을 읊조리는 낭독과 비장미 넘치는 보컬이 압도적인 서정성을 선사하며, 파리의 낭만을 경쾌하게 스케치한 'A Paris'와 생의 기쁨을 노래한 'C'est si bon'에서는 특유의 여유로운 스윙감과 짙은 페이소스가 교차합니다.</w:t>
+        <w:t>불멸의 샹송 클래식 '고엽(Les Feuilles mortes)'의 쓸쓸하고도 고혹적인 나직한 내레이션, 활기찬 파리의 일상을 경쾌하고 따스한 시선으로 묘사한 '파리의 하늘 아래(Sous le ciel de Paris)', 그리고 도회적인 세련미와 재즈적 스윙감이 절묘하게 교차하는 'À Paris' 등 버릴 곡 없는 명연이 파노라마처럼 펼쳐집니다.</w:t>
       </w:r>
     </w:p>
     <w:p>
@@ -520,7 +539,7 @@
           <w:b w:val="0"/>
           <w:sz w:val="21"/>
         </w:rPr>
-        <w:t>턴테이블의 바늘이 묵직한 그루브를 긁어 내려갈 때 피어오르는 미세한 표면 잡음은 이브 몽땅의 낮고 그윽한 중저음과 어우러져 한 편의 흑백 영화를 보는 듯한 착각을 불러일으킵니다. 진공관 앰프의 따스한 배음과 중음역이 풍성한 빈티지 풀레인지 스피커로 감상할 때, 그의 숨소리와 미세한 비브라토가 귓가에 속삭이듯 생생하게 전달됩니다.</w:t>
+        <w:t>진공관 앰프 특유의 포근한 배음과 중역대의 온기, 그리고 다이어프램이 큰 스피커를 매칭했을 때 이브 몽땅의 바리톤 음색은 비로소 눈앞에 서 있는 듯한 생생한 임체감으로 다가옵니다. 특히 LP 표면의 잔잔한 카트리지 마찰음은 '고엽'의 흩날리는 낙엽 소리처럼 청각적 낭만을 극대화합니다.</w:t>
       </w:r>
     </w:p>
     <w:p>
@@ -551,7 +570,7 @@
           <w:b w:val="0"/>
           <w:sz w:val="21"/>
         </w:rPr>
-        <w:t>디지털 음원으로는 결코 재현할 수 없는 샹송 황금기의 짙은 벨벳 같은 질감과 시대를 초월한 낭만을 온전히 체감할 수 있는 앨범입니다. 클래식과 전통 팝, 샹송을 아우르는 오디오파일과 LP 컬렉터라면 컬렉션의 품격을 한 단계 높여줄 영구 소장반으로서 손색이 없습니다.</w:t>
+        <w:t>프랑스 프렌치 팝과 샹송의 최고 정점을 물리적 아날로그 미디어의 질감으로 온전히 향유할 수 있는 음반으로, 빈티지 팝 및 클래식 애호가 모두의 서재에 반드시 자리해야 할 머스트 해브(Must-have) 컬렉터스 아이템입니다.</w:t>
       </w:r>
     </w:p>
     <w:p>
@@ -565,7 +584,7 @@
           <w:color w:val="4338CA"/>
           <w:sz w:val="21"/>
         </w:rPr>
-        <w:t>이 음반을 통해 아날로그 바늘 끝에서 피어나는 센강의 낭만과 음유시인 이브 몽땅이 전해주는 감동을 다시 한번 경험해 보시는 것은 어떨까요?</w:t>
+        <w:t>이 음반을 통해 가을비 내리는 파리의 골목길에서 이브 몽땅의 나직한 바리톤이 전해주는 감동을 다시 한번 경험해 보시는 것은 어떨까요?</w:t>
       </w:r>
     </w:p>
     <w:sectPr>
